--- a/14_ACP01/ACP01 - Module 4.3 - AWS Systems Manager (SSM).docx
+++ b/14_ACP01/ACP01 - Module 4.3 - AWS Systems Manager (SSM).docx
@@ -46,6 +46,9 @@
     </w:p>
     <w:p>
       <w:r>
+        <w:rPr>
+          <w:noProof/>
+        </w:rPr>
         <w:lastRenderedPageBreak/>
         <w:drawing>
           <wp:inline distT="0" distB="0" distL="0" distR="0" wp14:anchorId="2211A987" wp14:editId="1AA1764A">
@@ -186,6 +189,9 @@
     <w:p/>
     <w:p>
       <w:r>
+        <w:rPr>
+          <w:noProof/>
+        </w:rPr>
         <w:lastRenderedPageBreak/>
         <w:drawing>
           <wp:inline distT="0" distB="0" distL="0" distR="0" wp14:anchorId="71263883" wp14:editId="6252DAD8">
@@ -226,6 +232,9 @@
     </w:p>
     <w:p>
       <w:r>
+        <w:rPr>
+          <w:noProof/>
+        </w:rPr>
         <w:drawing>
           <wp:inline distT="0" distB="0" distL="0" distR="0" wp14:anchorId="184CCB81" wp14:editId="1018B4BC">
             <wp:extent cx="8863330" cy="1646555"/>
@@ -265,6 +274,9 @@
     </w:p>
     <w:p>
       <w:r>
+        <w:rPr>
+          <w:noProof/>
+        </w:rPr>
         <w:drawing>
           <wp:inline distT="0" distB="0" distL="0" distR="0" wp14:anchorId="488C5C0B" wp14:editId="7A01C89F">
             <wp:extent cx="6202017" cy="2271881"/>
@@ -305,6 +317,9 @@
     <w:p/>
     <w:p>
       <w:r>
+        <w:rPr>
+          <w:noProof/>
+        </w:rPr>
         <w:lastRenderedPageBreak/>
         <w:drawing>
           <wp:inline distT="0" distB="0" distL="0" distR="0" wp14:anchorId="51BD2FF6" wp14:editId="5E3CE890">
@@ -345,6 +360,9 @@
     </w:p>
     <w:p>
       <w:r>
+        <w:rPr>
+          <w:noProof/>
+        </w:rPr>
         <w:lastRenderedPageBreak/>
         <w:drawing>
           <wp:inline distT="0" distB="0" distL="0" distR="0" wp14:anchorId="4D488340" wp14:editId="1BCA26B1">
@@ -385,6 +403,9 @@
     </w:p>
     <w:p>
       <w:r>
+        <w:rPr>
+          <w:noProof/>
+        </w:rPr>
         <w:lastRenderedPageBreak/>
         <w:drawing>
           <wp:inline distT="0" distB="0" distL="0" distR="0" wp14:anchorId="3F8CF448" wp14:editId="70F27B20">
@@ -425,6 +446,9 @@
     </w:p>
     <w:p>
       <w:r>
+        <w:rPr>
+          <w:noProof/>
+        </w:rPr>
         <w:lastRenderedPageBreak/>
         <w:drawing>
           <wp:inline distT="0" distB="0" distL="0" distR="0" wp14:anchorId="4C885D0A" wp14:editId="13FC7D09">
@@ -465,6 +489,9 @@
     </w:p>
     <w:p>
       <w:r>
+        <w:rPr>
+          <w:noProof/>
+        </w:rPr>
         <w:lastRenderedPageBreak/>
         <w:drawing>
           <wp:inline distT="0" distB="0" distL="0" distR="0" wp14:anchorId="26A84FA3" wp14:editId="1D3D8B4B">
@@ -505,6 +532,9 @@
     </w:p>
     <w:p>
       <w:r>
+        <w:rPr>
+          <w:noProof/>
+        </w:rPr>
         <w:lastRenderedPageBreak/>
         <w:drawing>
           <wp:inline distT="0" distB="0" distL="0" distR="0" wp14:anchorId="342D2A0D" wp14:editId="43B30858">
@@ -550,6 +580,9 @@
     <w:p/>
     <w:p>
       <w:r>
+        <w:rPr>
+          <w:noProof/>
+        </w:rPr>
         <w:lastRenderedPageBreak/>
         <w:drawing>
           <wp:inline distT="0" distB="0" distL="0" distR="0" wp14:anchorId="22FEA5ED" wp14:editId="1E302EA5">
@@ -576,6 +609,567 @@
                     <a:xfrm>
                       <a:off x="0" y="0"/>
                       <a:ext cx="8097380" cy="1295581"/>
+                    </a:xfrm>
+                    <a:prstGeom prst="rect">
+                      <a:avLst/>
+                    </a:prstGeom>
+                  </pic:spPr>
+                </pic:pic>
+              </a:graphicData>
+            </a:graphic>
+          </wp:inline>
+        </w:drawing>
+      </w:r>
+    </w:p>
+    <w:p>
+      <w:r>
+        <w:drawing>
+          <wp:inline distT="0" distB="0" distL="0" distR="0" wp14:anchorId="5E71C716" wp14:editId="1553666C">
+            <wp:extent cx="7778088" cy="4819650"/>
+            <wp:effectExtent l="0" t="0" r="0" b="0"/>
+            <wp:docPr id="401395689" name="Picture 1"/>
+            <wp:cNvGraphicFramePr>
+              <a:graphicFrameLocks xmlns:a="http://schemas.openxmlformats.org/drawingml/2006/main" noChangeAspect="1"/>
+            </wp:cNvGraphicFramePr>
+            <a:graphic xmlns:a="http://schemas.openxmlformats.org/drawingml/2006/main">
+              <a:graphicData uri="http://schemas.openxmlformats.org/drawingml/2006/picture">
+                <pic:pic xmlns:pic="http://schemas.openxmlformats.org/drawingml/2006/picture">
+                  <pic:nvPicPr>
+                    <pic:cNvPr id="401395689" name=""/>
+                    <pic:cNvPicPr/>
+                  </pic:nvPicPr>
+                  <pic:blipFill>
+                    <a:blip r:embed="rId19"/>
+                    <a:stretch>
+                      <a:fillRect/>
+                    </a:stretch>
+                  </pic:blipFill>
+                  <pic:spPr>
+                    <a:xfrm>
+                      <a:off x="0" y="0"/>
+                      <a:ext cx="7784120" cy="4823388"/>
+                    </a:xfrm>
+                    <a:prstGeom prst="rect">
+                      <a:avLst/>
+                    </a:prstGeom>
+                  </pic:spPr>
+                </pic:pic>
+              </a:graphicData>
+            </a:graphic>
+          </wp:inline>
+        </w:drawing>
+      </w:r>
+    </w:p>
+    <w:p/>
+    <w:p>
+      <w:r>
+        <w:lastRenderedPageBreak/>
+        <w:drawing>
+          <wp:inline distT="0" distB="0" distL="0" distR="0" wp14:anchorId="50AF02C3" wp14:editId="206AED5E">
+            <wp:extent cx="8863330" cy="4125595"/>
+            <wp:effectExtent l="0" t="0" r="0" b="8255"/>
+            <wp:docPr id="161229594" name="Picture 1"/>
+            <wp:cNvGraphicFramePr>
+              <a:graphicFrameLocks xmlns:a="http://schemas.openxmlformats.org/drawingml/2006/main" noChangeAspect="1"/>
+            </wp:cNvGraphicFramePr>
+            <a:graphic xmlns:a="http://schemas.openxmlformats.org/drawingml/2006/main">
+              <a:graphicData uri="http://schemas.openxmlformats.org/drawingml/2006/picture">
+                <pic:pic xmlns:pic="http://schemas.openxmlformats.org/drawingml/2006/picture">
+                  <pic:nvPicPr>
+                    <pic:cNvPr id="161229594" name=""/>
+                    <pic:cNvPicPr/>
+                  </pic:nvPicPr>
+                  <pic:blipFill>
+                    <a:blip r:embed="rId20"/>
+                    <a:stretch>
+                      <a:fillRect/>
+                    </a:stretch>
+                  </pic:blipFill>
+                  <pic:spPr>
+                    <a:xfrm>
+                      <a:off x="0" y="0"/>
+                      <a:ext cx="8863330" cy="4125595"/>
+                    </a:xfrm>
+                    <a:prstGeom prst="rect">
+                      <a:avLst/>
+                    </a:prstGeom>
+                  </pic:spPr>
+                </pic:pic>
+              </a:graphicData>
+            </a:graphic>
+          </wp:inline>
+        </w:drawing>
+      </w:r>
+    </w:p>
+    <w:p>
+      <w:r>
+        <w:drawing>
+          <wp:inline distT="0" distB="0" distL="0" distR="0" wp14:anchorId="4601AF00" wp14:editId="070735D2">
+            <wp:extent cx="8863330" cy="1565910"/>
+            <wp:effectExtent l="0" t="0" r="0" b="0"/>
+            <wp:docPr id="383286328" name="Picture 1"/>
+            <wp:cNvGraphicFramePr>
+              <a:graphicFrameLocks xmlns:a="http://schemas.openxmlformats.org/drawingml/2006/main" noChangeAspect="1"/>
+            </wp:cNvGraphicFramePr>
+            <a:graphic xmlns:a="http://schemas.openxmlformats.org/drawingml/2006/main">
+              <a:graphicData uri="http://schemas.openxmlformats.org/drawingml/2006/picture">
+                <pic:pic xmlns:pic="http://schemas.openxmlformats.org/drawingml/2006/picture">
+                  <pic:nvPicPr>
+                    <pic:cNvPr id="383286328" name=""/>
+                    <pic:cNvPicPr/>
+                  </pic:nvPicPr>
+                  <pic:blipFill>
+                    <a:blip r:embed="rId21"/>
+                    <a:stretch>
+                      <a:fillRect/>
+                    </a:stretch>
+                  </pic:blipFill>
+                  <pic:spPr>
+                    <a:xfrm>
+                      <a:off x="0" y="0"/>
+                      <a:ext cx="8863330" cy="1565910"/>
+                    </a:xfrm>
+                    <a:prstGeom prst="rect">
+                      <a:avLst/>
+                    </a:prstGeom>
+                  </pic:spPr>
+                </pic:pic>
+              </a:graphicData>
+            </a:graphic>
+          </wp:inline>
+        </w:drawing>
+      </w:r>
+    </w:p>
+    <w:p>
+      <w:r>
+        <w:lastRenderedPageBreak/>
+        <w:drawing>
+          <wp:inline distT="0" distB="0" distL="0" distR="0" wp14:anchorId="296AEBEC" wp14:editId="05E98D83">
+            <wp:extent cx="5220429" cy="6411220"/>
+            <wp:effectExtent l="0" t="0" r="0" b="8890"/>
+            <wp:docPr id="750285164" name="Picture 1"/>
+            <wp:cNvGraphicFramePr>
+              <a:graphicFrameLocks xmlns:a="http://schemas.openxmlformats.org/drawingml/2006/main" noChangeAspect="1"/>
+            </wp:cNvGraphicFramePr>
+            <a:graphic xmlns:a="http://schemas.openxmlformats.org/drawingml/2006/main">
+              <a:graphicData uri="http://schemas.openxmlformats.org/drawingml/2006/picture">
+                <pic:pic xmlns:pic="http://schemas.openxmlformats.org/drawingml/2006/picture">
+                  <pic:nvPicPr>
+                    <pic:cNvPr id="750285164" name=""/>
+                    <pic:cNvPicPr/>
+                  </pic:nvPicPr>
+                  <pic:blipFill>
+                    <a:blip r:embed="rId22"/>
+                    <a:stretch>
+                      <a:fillRect/>
+                    </a:stretch>
+                  </pic:blipFill>
+                  <pic:spPr>
+                    <a:xfrm>
+                      <a:off x="0" y="0"/>
+                      <a:ext cx="5220429" cy="6411220"/>
+                    </a:xfrm>
+                    <a:prstGeom prst="rect">
+                      <a:avLst/>
+                    </a:prstGeom>
+                  </pic:spPr>
+                </pic:pic>
+              </a:graphicData>
+            </a:graphic>
+          </wp:inline>
+        </w:drawing>
+      </w:r>
+    </w:p>
+    <w:p>
+      <w:r>
+        <w:lastRenderedPageBreak/>
+        <w:drawing>
+          <wp:inline distT="0" distB="0" distL="0" distR="0" wp14:anchorId="44086743" wp14:editId="116E42E5">
+            <wp:extent cx="6897063" cy="1829055"/>
+            <wp:effectExtent l="0" t="0" r="0" b="0"/>
+            <wp:docPr id="8373555" name="Picture 1"/>
+            <wp:cNvGraphicFramePr>
+              <a:graphicFrameLocks xmlns:a="http://schemas.openxmlformats.org/drawingml/2006/main" noChangeAspect="1"/>
+            </wp:cNvGraphicFramePr>
+            <a:graphic xmlns:a="http://schemas.openxmlformats.org/drawingml/2006/main">
+              <a:graphicData uri="http://schemas.openxmlformats.org/drawingml/2006/picture">
+                <pic:pic xmlns:pic="http://schemas.openxmlformats.org/drawingml/2006/picture">
+                  <pic:nvPicPr>
+                    <pic:cNvPr id="8373555" name=""/>
+                    <pic:cNvPicPr/>
+                  </pic:nvPicPr>
+                  <pic:blipFill>
+                    <a:blip r:embed="rId23"/>
+                    <a:stretch>
+                      <a:fillRect/>
+                    </a:stretch>
+                  </pic:blipFill>
+                  <pic:spPr>
+                    <a:xfrm>
+                      <a:off x="0" y="0"/>
+                      <a:ext cx="6897063" cy="1829055"/>
+                    </a:xfrm>
+                    <a:prstGeom prst="rect">
+                      <a:avLst/>
+                    </a:prstGeom>
+                  </pic:spPr>
+                </pic:pic>
+              </a:graphicData>
+            </a:graphic>
+          </wp:inline>
+        </w:drawing>
+      </w:r>
+    </w:p>
+    <w:p>
+      <w:r>
+        <w:drawing>
+          <wp:inline distT="0" distB="0" distL="0" distR="0" wp14:anchorId="336A76B6" wp14:editId="347E7617">
+            <wp:extent cx="6896735" cy="3947909"/>
+            <wp:effectExtent l="0" t="0" r="0" b="0"/>
+            <wp:docPr id="1317308278" name="Picture 1"/>
+            <wp:cNvGraphicFramePr>
+              <a:graphicFrameLocks xmlns:a="http://schemas.openxmlformats.org/drawingml/2006/main" noChangeAspect="1"/>
+            </wp:cNvGraphicFramePr>
+            <a:graphic xmlns:a="http://schemas.openxmlformats.org/drawingml/2006/main">
+              <a:graphicData uri="http://schemas.openxmlformats.org/drawingml/2006/picture">
+                <pic:pic xmlns:pic="http://schemas.openxmlformats.org/drawingml/2006/picture">
+                  <pic:nvPicPr>
+                    <pic:cNvPr id="1317308278" name=""/>
+                    <pic:cNvPicPr/>
+                  </pic:nvPicPr>
+                  <pic:blipFill>
+                    <a:blip r:embed="rId24"/>
+                    <a:stretch>
+                      <a:fillRect/>
+                    </a:stretch>
+                  </pic:blipFill>
+                  <pic:spPr>
+                    <a:xfrm>
+                      <a:off x="0" y="0"/>
+                      <a:ext cx="6907593" cy="3954124"/>
+                    </a:xfrm>
+                    <a:prstGeom prst="rect">
+                      <a:avLst/>
+                    </a:prstGeom>
+                  </pic:spPr>
+                </pic:pic>
+              </a:graphicData>
+            </a:graphic>
+          </wp:inline>
+        </w:drawing>
+      </w:r>
+    </w:p>
+    <w:p/>
+    <w:p/>
+    <w:p>
+      <w:r>
+        <w:lastRenderedPageBreak/>
+        <w:drawing>
+          <wp:inline distT="0" distB="0" distL="0" distR="0" wp14:anchorId="042D939A" wp14:editId="2B17A7E2">
+            <wp:extent cx="8863330" cy="3999865"/>
+            <wp:effectExtent l="0" t="0" r="0" b="635"/>
+            <wp:docPr id="466691722" name="Picture 1"/>
+            <wp:cNvGraphicFramePr>
+              <a:graphicFrameLocks xmlns:a="http://schemas.openxmlformats.org/drawingml/2006/main" noChangeAspect="1"/>
+            </wp:cNvGraphicFramePr>
+            <a:graphic xmlns:a="http://schemas.openxmlformats.org/drawingml/2006/main">
+              <a:graphicData uri="http://schemas.openxmlformats.org/drawingml/2006/picture">
+                <pic:pic xmlns:pic="http://schemas.openxmlformats.org/drawingml/2006/picture">
+                  <pic:nvPicPr>
+                    <pic:cNvPr id="466691722" name=""/>
+                    <pic:cNvPicPr/>
+                  </pic:nvPicPr>
+                  <pic:blipFill>
+                    <a:blip r:embed="rId25"/>
+                    <a:stretch>
+                      <a:fillRect/>
+                    </a:stretch>
+                  </pic:blipFill>
+                  <pic:spPr>
+                    <a:xfrm>
+                      <a:off x="0" y="0"/>
+                      <a:ext cx="8863330" cy="3999865"/>
+                    </a:xfrm>
+                    <a:prstGeom prst="rect">
+                      <a:avLst/>
+                    </a:prstGeom>
+                  </pic:spPr>
+                </pic:pic>
+              </a:graphicData>
+            </a:graphic>
+          </wp:inline>
+        </w:drawing>
+      </w:r>
+    </w:p>
+    <w:p>
+      <w:r>
+        <w:drawing>
+          <wp:inline distT="0" distB="0" distL="0" distR="0" wp14:anchorId="5DEDA604" wp14:editId="24D3C33F">
+            <wp:extent cx="8863330" cy="1109980"/>
+            <wp:effectExtent l="0" t="0" r="0" b="0"/>
+            <wp:docPr id="995839556" name="Picture 1"/>
+            <wp:cNvGraphicFramePr>
+              <a:graphicFrameLocks xmlns:a="http://schemas.openxmlformats.org/drawingml/2006/main" noChangeAspect="1"/>
+            </wp:cNvGraphicFramePr>
+            <a:graphic xmlns:a="http://schemas.openxmlformats.org/drawingml/2006/main">
+              <a:graphicData uri="http://schemas.openxmlformats.org/drawingml/2006/picture">
+                <pic:pic xmlns:pic="http://schemas.openxmlformats.org/drawingml/2006/picture">
+                  <pic:nvPicPr>
+                    <pic:cNvPr id="995839556" name=""/>
+                    <pic:cNvPicPr/>
+                  </pic:nvPicPr>
+                  <pic:blipFill>
+                    <a:blip r:embed="rId26"/>
+                    <a:stretch>
+                      <a:fillRect/>
+                    </a:stretch>
+                  </pic:blipFill>
+                  <pic:spPr>
+                    <a:xfrm>
+                      <a:off x="0" y="0"/>
+                      <a:ext cx="8863330" cy="1109980"/>
+                    </a:xfrm>
+                    <a:prstGeom prst="rect">
+                      <a:avLst/>
+                    </a:prstGeom>
+                  </pic:spPr>
+                </pic:pic>
+              </a:graphicData>
+            </a:graphic>
+          </wp:inline>
+        </w:drawing>
+      </w:r>
+    </w:p>
+    <w:p/>
+    <w:p/>
+    <w:p/>
+    <w:p/>
+    <w:p>
+      <w:r>
+        <w:lastRenderedPageBreak/>
+        <w:drawing>
+          <wp:inline distT="0" distB="0" distL="0" distR="0" wp14:anchorId="0BDF0D15" wp14:editId="53286C81">
+            <wp:extent cx="8863330" cy="2745105"/>
+            <wp:effectExtent l="0" t="0" r="0" b="0"/>
+            <wp:docPr id="1495018628" name="Picture 1"/>
+            <wp:cNvGraphicFramePr>
+              <a:graphicFrameLocks xmlns:a="http://schemas.openxmlformats.org/drawingml/2006/main" noChangeAspect="1"/>
+            </wp:cNvGraphicFramePr>
+            <a:graphic xmlns:a="http://schemas.openxmlformats.org/drawingml/2006/main">
+              <a:graphicData uri="http://schemas.openxmlformats.org/drawingml/2006/picture">
+                <pic:pic xmlns:pic="http://schemas.openxmlformats.org/drawingml/2006/picture">
+                  <pic:nvPicPr>
+                    <pic:cNvPr id="1495018628" name=""/>
+                    <pic:cNvPicPr/>
+                  </pic:nvPicPr>
+                  <pic:blipFill>
+                    <a:blip r:embed="rId27"/>
+                    <a:stretch>
+                      <a:fillRect/>
+                    </a:stretch>
+                  </pic:blipFill>
+                  <pic:spPr>
+                    <a:xfrm>
+                      <a:off x="0" y="0"/>
+                      <a:ext cx="8863330" cy="2745105"/>
+                    </a:xfrm>
+                    <a:prstGeom prst="rect">
+                      <a:avLst/>
+                    </a:prstGeom>
+                  </pic:spPr>
+                </pic:pic>
+              </a:graphicData>
+            </a:graphic>
+          </wp:inline>
+        </w:drawing>
+      </w:r>
+    </w:p>
+    <w:p>
+      <w:r>
+        <w:lastRenderedPageBreak/>
+        <w:drawing>
+          <wp:inline distT="0" distB="0" distL="0" distR="0" wp14:anchorId="3F6C26BB" wp14:editId="66281B68">
+            <wp:extent cx="8863330" cy="4688840"/>
+            <wp:effectExtent l="0" t="0" r="0" b="0"/>
+            <wp:docPr id="1251263223" name="Picture 1"/>
+            <wp:cNvGraphicFramePr>
+              <a:graphicFrameLocks xmlns:a="http://schemas.openxmlformats.org/drawingml/2006/main" noChangeAspect="1"/>
+            </wp:cNvGraphicFramePr>
+            <a:graphic xmlns:a="http://schemas.openxmlformats.org/drawingml/2006/main">
+              <a:graphicData uri="http://schemas.openxmlformats.org/drawingml/2006/picture">
+                <pic:pic xmlns:pic="http://schemas.openxmlformats.org/drawingml/2006/picture">
+                  <pic:nvPicPr>
+                    <pic:cNvPr id="1251263223" name=""/>
+                    <pic:cNvPicPr/>
+                  </pic:nvPicPr>
+                  <pic:blipFill>
+                    <a:blip r:embed="rId28"/>
+                    <a:stretch>
+                      <a:fillRect/>
+                    </a:stretch>
+                  </pic:blipFill>
+                  <pic:spPr>
+                    <a:xfrm>
+                      <a:off x="0" y="0"/>
+                      <a:ext cx="8863330" cy="4688840"/>
+                    </a:xfrm>
+                    <a:prstGeom prst="rect">
+                      <a:avLst/>
+                    </a:prstGeom>
+                  </pic:spPr>
+                </pic:pic>
+              </a:graphicData>
+            </a:graphic>
+          </wp:inline>
+        </w:drawing>
+      </w:r>
+    </w:p>
+    <w:p>
+      <w:r>
+        <w:lastRenderedPageBreak/>
+        <w:drawing>
+          <wp:inline distT="0" distB="0" distL="0" distR="0" wp14:anchorId="6D4202F4" wp14:editId="6939ABFA">
+            <wp:extent cx="8863330" cy="2782570"/>
+            <wp:effectExtent l="0" t="0" r="0" b="0"/>
+            <wp:docPr id="1451832139" name="Picture 1"/>
+            <wp:cNvGraphicFramePr>
+              <a:graphicFrameLocks xmlns:a="http://schemas.openxmlformats.org/drawingml/2006/main" noChangeAspect="1"/>
+            </wp:cNvGraphicFramePr>
+            <a:graphic xmlns:a="http://schemas.openxmlformats.org/drawingml/2006/main">
+              <a:graphicData uri="http://schemas.openxmlformats.org/drawingml/2006/picture">
+                <pic:pic xmlns:pic="http://schemas.openxmlformats.org/drawingml/2006/picture">
+                  <pic:nvPicPr>
+                    <pic:cNvPr id="1451832139" name=""/>
+                    <pic:cNvPicPr/>
+                  </pic:nvPicPr>
+                  <pic:blipFill>
+                    <a:blip r:embed="rId29"/>
+                    <a:stretch>
+                      <a:fillRect/>
+                    </a:stretch>
+                  </pic:blipFill>
+                  <pic:spPr>
+                    <a:xfrm>
+                      <a:off x="0" y="0"/>
+                      <a:ext cx="8863330" cy="2782570"/>
+                    </a:xfrm>
+                    <a:prstGeom prst="rect">
+                      <a:avLst/>
+                    </a:prstGeom>
+                  </pic:spPr>
+                </pic:pic>
+              </a:graphicData>
+            </a:graphic>
+          </wp:inline>
+        </w:drawing>
+      </w:r>
+    </w:p>
+    <w:p>
+      <w:r>
+        <w:drawing>
+          <wp:inline distT="0" distB="0" distL="0" distR="0" wp14:anchorId="7EDAA0B7" wp14:editId="091F0B7B">
+            <wp:extent cx="8863330" cy="2541270"/>
+            <wp:effectExtent l="0" t="0" r="0" b="0"/>
+            <wp:docPr id="1508926145" name="Picture 1"/>
+            <wp:cNvGraphicFramePr>
+              <a:graphicFrameLocks xmlns:a="http://schemas.openxmlformats.org/drawingml/2006/main" noChangeAspect="1"/>
+            </wp:cNvGraphicFramePr>
+            <a:graphic xmlns:a="http://schemas.openxmlformats.org/drawingml/2006/main">
+              <a:graphicData uri="http://schemas.openxmlformats.org/drawingml/2006/picture">
+                <pic:pic xmlns:pic="http://schemas.openxmlformats.org/drawingml/2006/picture">
+                  <pic:nvPicPr>
+                    <pic:cNvPr id="1508926145" name=""/>
+                    <pic:cNvPicPr/>
+                  </pic:nvPicPr>
+                  <pic:blipFill>
+                    <a:blip r:embed="rId30"/>
+                    <a:stretch>
+                      <a:fillRect/>
+                    </a:stretch>
+                  </pic:blipFill>
+                  <pic:spPr>
+                    <a:xfrm>
+                      <a:off x="0" y="0"/>
+                      <a:ext cx="8863330" cy="2541270"/>
+                    </a:xfrm>
+                    <a:prstGeom prst="rect">
+                      <a:avLst/>
+                    </a:prstGeom>
+                  </pic:spPr>
+                </pic:pic>
+              </a:graphicData>
+            </a:graphic>
+          </wp:inline>
+        </w:drawing>
+      </w:r>
+    </w:p>
+    <w:p>
+      <w:r>
+        <w:lastRenderedPageBreak/>
+        <w:drawing>
+          <wp:inline distT="0" distB="0" distL="0" distR="0" wp14:anchorId="07E6FCAE" wp14:editId="3D122242">
+            <wp:extent cx="8863330" cy="4044315"/>
+            <wp:effectExtent l="0" t="0" r="0" b="0"/>
+            <wp:docPr id="938750312" name="Picture 1"/>
+            <wp:cNvGraphicFramePr>
+              <a:graphicFrameLocks xmlns:a="http://schemas.openxmlformats.org/drawingml/2006/main" noChangeAspect="1"/>
+            </wp:cNvGraphicFramePr>
+            <a:graphic xmlns:a="http://schemas.openxmlformats.org/drawingml/2006/main">
+              <a:graphicData uri="http://schemas.openxmlformats.org/drawingml/2006/picture">
+                <pic:pic xmlns:pic="http://schemas.openxmlformats.org/drawingml/2006/picture">
+                  <pic:nvPicPr>
+                    <pic:cNvPr id="938750312" name=""/>
+                    <pic:cNvPicPr/>
+                  </pic:nvPicPr>
+                  <pic:blipFill>
+                    <a:blip r:embed="rId31"/>
+                    <a:stretch>
+                      <a:fillRect/>
+                    </a:stretch>
+                  </pic:blipFill>
+                  <pic:spPr>
+                    <a:xfrm>
+                      <a:off x="0" y="0"/>
+                      <a:ext cx="8863330" cy="4044315"/>
+                    </a:xfrm>
+                    <a:prstGeom prst="rect">
+                      <a:avLst/>
+                    </a:prstGeom>
+                  </pic:spPr>
+                </pic:pic>
+              </a:graphicData>
+            </a:graphic>
+          </wp:inline>
+        </w:drawing>
+      </w:r>
+    </w:p>
+    <w:p>
+      <w:r>
+        <w:drawing>
+          <wp:inline distT="0" distB="0" distL="0" distR="0" wp14:anchorId="67EBD30B" wp14:editId="2EBE46C8">
+            <wp:extent cx="8863330" cy="2134235"/>
+            <wp:effectExtent l="0" t="0" r="0" b="0"/>
+            <wp:docPr id="1061341000" name="Picture 1"/>
+            <wp:cNvGraphicFramePr>
+              <a:graphicFrameLocks xmlns:a="http://schemas.openxmlformats.org/drawingml/2006/main" noChangeAspect="1"/>
+            </wp:cNvGraphicFramePr>
+            <a:graphic xmlns:a="http://schemas.openxmlformats.org/drawingml/2006/main">
+              <a:graphicData uri="http://schemas.openxmlformats.org/drawingml/2006/picture">
+                <pic:pic xmlns:pic="http://schemas.openxmlformats.org/drawingml/2006/picture">
+                  <pic:nvPicPr>
+                    <pic:cNvPr id="1061341000" name=""/>
+                    <pic:cNvPicPr/>
+                  </pic:nvPicPr>
+                  <pic:blipFill>
+                    <a:blip r:embed="rId32"/>
+                    <a:stretch>
+                      <a:fillRect/>
+                    </a:stretch>
+                  </pic:blipFill>
+                  <pic:spPr>
+                    <a:xfrm>
+                      <a:off x="0" y="0"/>
+                      <a:ext cx="8863330" cy="2134235"/>
                     </a:xfrm>
                     <a:prstGeom prst="rect">
                       <a:avLst/>
